--- a/clinica-alma/대본/2부/08화_La_financiacion.docx
+++ b/clinica-alma/대본/2부/08화_La_financiacion.docx
@@ -265,7 +265,7 @@
         <w:t xml:space="preserve"> </w:t>
       </w:r>
       <w:r>
-        <w:t xml:space="preserve">- tú/usted: 팀 내부·몬세↔하비에르 tú(옛 동료), 몬세↔마테오 usted→tú 혼재 없이 usted, 라켈 usted, 아나 tú(vosotros), 안토니오→하비에르 usted.</w:t>
+        <w:t xml:space="preserve">- tú/usted: 팀 내부 tú, 몬세↔하비에르·마테오 tú·vosotros(1부부터 아는 사이), 라켈 usted, 아나 tú(vosotros), 안토니오→하비에르 usted.</w:t>
       </w:r>
       <w:r>
         <w:t xml:space="preserve"> </w:t>
